--- a/frontend/public/Darukaa_Earth_Biodiversity_Intelligence_Submission.docx
+++ b/frontend/public/Darukaa_Earth_Biodiversity_Intelligence_Submission.docx
@@ -644,10 +644,10 @@
           <w:color w:val="222222"/>
         </w:rPr>
         <w:t xml:space="preserve">Examples of Grounded Primary Literature in the System:
-- FAO Global Soil Partnership (2020): Recarbonizing Global Soils (Vol. 3). Documents that leguminous cover crops in drylands elevate SOC by 0.15% to 0.35% absolute (+18-28% relative) over 24-36 months.
+- FAO Global Soil Partnership (2021): Recarbonizing Global Soils (Vol. 3, DOI: 10.4060/cb6595en). Documents that leguminous cover crops in drylands elevate SOC by 0.15% to 0.35% absolute (+18-28% relative) over 24-36 months.
 - IPCC SRCCL Chapter 4 (2019): Documents microclimate buffering of 2.0-3.8°C and hydraulic lift via deep-rooted woody perennials in drylands.
-- Nature Plants (2021) Meta-Analysis: 1,245 paired observations demonstrating a 27% increase in SOC stocks and 56% increase in biodiversity species richness under agroforestry alley cropping.
-- Science (Rillig et al. 2020): Arbuscular mycorrhizal fungi glomalin production and macroaggregate stabilization under zero-tillage.</w:t>
+- Springer Nature / Environmental Evidence (2022, DOI: 10.1186/s13750-022-00260-4): Systematic synthesis demonstrating agroforestry impacts on soil organic carbon stocks and biodiversity species richness.
+- Science (Rillig et al. 2019, DOI: 10.1126/science.aay2832): Multiple global change drivers, fungal networks, and soil microbial biodiversity.</w:t>
       </w:r>
     </w:p>
     <w:p>
@@ -854,31 +854,31 @@
           <w:sz w:val="22"/>
           <w:color w:val="222222"/>
         </w:rPr>
-        <w:t xml:space="preserve">  1. Multi-Species Leguminous Cover Cropping: SOC +23% to +36%, bulk density -6% to -11%, AMF colonization +35% to +65% over 2-3 years. Backed by FAO Global Soil Partnership (2020) and Science (Rillig et al. 2020).</w:t>
-      </w:r>
-    </w:p>
-    <w:p>
-      <w:pPr>
-        <w:spacing w:before="100" w:after="100"/>
-      </w:pPr>
-      <w:r>
-        <w:rPr>
-          <w:sz w:val="22"/>
-          <w:color w:val="222222"/>
-        </w:rPr>
-        <w:t xml:space="preserve">  2. Dryland Agroforestry &amp; Alley Cropping: Woody canopy cover +15% to +25%, SOC +27% to +46%, Shannon diversity +35% to +60% over 3-6 years. Backed by IPCC SRCCL Chapter 4 (2019) and Nature Plants (2021).</w:t>
-      </w:r>
-    </w:p>
-    <w:p>
-      <w:pPr>
-        <w:spacing w:before="100" w:after="100"/>
-      </w:pPr>
-      <w:r>
-        <w:rPr>
-          <w:sz w:val="22"/>
-          <w:color w:val="222222"/>
-        </w:rPr>
-        <w:t xml:space="preserve">  3. Cereal-Pulse Strip Intercropping: Synthetic nitrogen -30% to -50%, pollinator abundance +35% to +65% in 1 season. Backed by IPCC AR6 WGII Chapter 5 (2022) and Nature Communications (2020).</w:t>
+        <w:t xml:space="preserve">  1. Multi-Species Leguminous Cover Cropping: SOC +23% to +36%, bulk density -6% to -11%, AMF colonization +35% to +65% over 2-3 years. Backed by FAO Global Soil Partnership (2021) and Science (Rillig et al. 2019).</w:t>
+      </w:r>
+    </w:p>
+    <w:p>
+      <w:pPr>
+        <w:spacing w:before="100" w:after="100"/>
+      </w:pPr>
+      <w:r>
+        <w:rPr>
+          <w:sz w:val="22"/>
+          <w:color w:val="222222"/>
+        </w:rPr>
+        <w:t xml:space="preserve">  2. Dryland Agroforestry &amp; Alley Cropping: Woody canopy cover +15% to +25%, SOC +27% to +46%, Shannon diversity +35% to +60% over 3-6 years. Backed by IPCC SRCCL Chapter 4 (2019) and Springer Nature (2022).</w:t>
+      </w:r>
+    </w:p>
+    <w:p>
+      <w:pPr>
+        <w:spacing w:before="100" w:after="100"/>
+      </w:pPr>
+      <w:r>
+        <w:rPr>
+          <w:sz w:val="22"/>
+          <w:color w:val="222222"/>
+        </w:rPr>
+        <w:t xml:space="preserve">  3. Cereal-Pulse Strip Intercropping: Synthetic nitrogen -30% to -50%, pollinator abundance +35% to +65% in 1 season. Backed by IPCC AR6 WGII Chapter 5 (2022) and Science Advances (Tamburini et al. 2020).</w:t>
       </w:r>
     </w:p>
     <w:p>
